--- a/context/filestructureinfo.docx
+++ b/context/filestructureinfo.docx
@@ -43,7 +43,7 @@
           <w:sz w:val="20"/>
           <w:szCs w:val="20"/>
         </w:rPr>
-        <w:t xml:space="preserve">Companion to ProofChain_Project_Brief.docx  |  11 October 2026, revised after all six build stages</w:t>
+        <w:t xml:space="preserve">Companion to ProofChain_Project_Brief.docx  |  11 October 2026, revised after custodian sign-in and per-custodian batches</w:t>
       </w:r>
     </w:p>
     <w:p>
@@ -70,7 +70,7 @@
         <w:t xml:space="preserve">E:\Projects\PoofChain</w:t>
       </w:r>
       <w:r>
-        <w:t xml:space="preserve">. All six build stages are written and tested, and 545 automated tests pass. No file in the project is an empty placeholder any more, apart from two package markers that are empty on purpose.</w:t>
+        <w:t xml:space="preserve">. All six build stages are written and tested, and three additions have been made since: salted leaves, custodian sign-in with a token on the ledger, and one batch per custodian. 697 automated tests pass. No file in the project is an empty placeholder any more, apart from two package markers that are empty on purpose.</w:t>
       </w:r>
     </w:p>
     <w:tbl>
@@ -468,7 +468,7 @@
                 <w:sz w:val="20"/>
                 <w:szCs w:val="20"/>
               </w:rPr>
-              <w:t xml:space="preserve">Service on port 8001 that publishes roots. Append and read only.</w:t>
+              <w:t xml:space="preserve">Service on port 8001 that publishes roots. Append (with a token) and read only.</w:t>
             </w:r>
           </w:p>
         </w:tc>
@@ -561,7 +561,7 @@
                 <w:sz w:val="20"/>
                 <w:szCs w:val="20"/>
               </w:rPr>
-              <w:t xml:space="preserve">Service on port 8000: upload, confirm, seal, proofs, audit, pages.</w:t>
+              <w:t xml:space="preserve">Service on port 8000: staff sign-in, upload, confirm, seal, proofs, audit, pages.</w:t>
             </w:r>
           </w:p>
         </w:tc>
@@ -904,7 +904,7 @@
                 <w:sz w:val="20"/>
                 <w:szCs w:val="20"/>
               </w:rPr>
-              <w:t xml:space="preserve">545 tests passing</w:t>
+              <w:t xml:space="preserve">697 tests passing</w:t>
             </w:r>
           </w:p>
         </w:tc>
@@ -1271,7 +1271,7 @@
           <w:sz w:val="18"/>
           <w:szCs w:val="18"/>
         </w:rPr>
-        <w:t xml:space="preserve">      templates/   base.html  register.html  records.html</w:t>
+        <w:t xml:space="preserve">      staff.py  sessions.py</w:t>
       </w:r>
     </w:p>
     <w:p>
@@ -1288,7 +1288,24 @@
           <w:sz w:val="18"/>
           <w:szCs w:val="18"/>
         </w:rPr>
-        <w:t xml:space="preserve">                   audit.html  verify.html</w:t>
+        <w:t xml:space="preserve">      templates/   base.html  login.html  register.html</w:t>
+      </w:r>
+    </w:p>
+    <w:p>
+      <w:pPr>
+        <w:keepNext/>
+        <w:keepLines/>
+        <w:shd w:fill="F3F4F6" w:val="clear"/>
+        <w:spacing w:after="0" w:before="0" w:line="250"/>
+        <w:ind w:left="120" w:right="120"/>
+      </w:pPr>
+      <w:r>
+        <w:rPr>
+          <w:rFonts w:ascii="Consolas" w:cs="Consolas" w:eastAsia="Consolas" w:hAnsi="Consolas"/>
+          <w:sz w:val="18"/>
+          <w:szCs w:val="18"/>
+        </w:rPr>
+        <w:t xml:space="preserve">                   records.html  audit.html  verify.html</w:t>
       </w:r>
     </w:p>
     <w:p>
@@ -1390,7 +1407,7 @@
           <w:sz w:val="18"/>
           <w:szCs w:val="18"/>
         </w:rPr>
-        <w:t xml:space="preserve">                   test_*.py (11 files)  web_verifier_runner.mjs</w:t>
+        <w:t xml:space="preserve">                   test_*.py (13 files)  web_verifier_runner.mjs</w:t>
       </w:r>
     </w:p>
     <w:p>
@@ -1475,6 +1492,23 @@
           <w:sz w:val="18"/>
           <w:szCs w:val="18"/>
         </w:rPr>
+        <w:t xml:space="preserve">                   ProofChain.md  ProofChain_Demo_Video_Script.docx</w:t>
+      </w:r>
+    </w:p>
+    <w:p>
+      <w:pPr>
+        <w:keepNext/>
+        <w:keepLines/>
+        <w:shd w:fill="F3F4F6" w:val="clear"/>
+        <w:spacing w:after="0" w:before="0" w:line="250"/>
+        <w:ind w:left="120" w:right="120"/>
+      </w:pPr>
+      <w:r>
+        <w:rPr>
+          <w:rFonts w:ascii="Consolas" w:cs="Consolas" w:eastAsia="Consolas" w:hAnsi="Consolas"/>
+          <w:sz w:val="18"/>
+          <w:szCs w:val="18"/>
+        </w:rPr>
         <w:t xml:space="preserve">  README.md  pyproject.toml  .env.example  .gitignore  CLAUDE.md</w:t>
       </w:r>
     </w:p>
@@ -1492,7 +1526,7 @@
           <w:sz w:val="18"/>
           <w:szCs w:val="18"/>
         </w:rPr>
-        <w:t xml:space="preserve">  _build/          working files that generate the two documents (not in Git)</w:t>
+        <w:t xml:space="preserve">  _build/          working files that generate the documents (not in Git)</w:t>
       </w:r>
     </w:p>
     <w:p>
@@ -4080,7 +4114,22 @@
                 <w:sz w:val="20"/>
                 <w:szCs w:val="20"/>
               </w:rPr>
-              <w:t xml:space="preserve"> appends a root (201, or 409 if the batch already has one, or 422 for malformed input). </w:t>
+              <w:t xml:space="preserve"> appends a root (201, or 409 if the batch already has one, or 422 for malformed input). It needs the shared secret in </w:t>
+            </w:r>
+            <w:r>
+              <w:rPr>
+                <w:rFonts w:ascii="Consolas" w:cs="Consolas" w:eastAsia="Consolas" w:hAnsi="Consolas"/>
+                <w:sz w:val="18"/>
+                <w:szCs w:val="18"/>
+              </w:rPr>
+              <w:t xml:space="preserve">PROOFCHAIN_LEDGER_TOKEN</w:t>
+            </w:r>
+            <w:r>
+              <w:rPr>
+                <w:sz w:val="20"/>
+                <w:szCs w:val="20"/>
+              </w:rPr>
+              <w:t xml:space="preserve">, sent as a bearer token and compared in constant time: 401 without the right one, and 503 with an explanation if the ledger was started without the setting. </w:t>
             </w:r>
             <w:r>
               <w:rPr>
@@ -4140,7 +4189,7 @@
                 <w:sz w:val="20"/>
                 <w:szCs w:val="20"/>
               </w:rPr>
-              <w:t xml:space="preserve"> read it. Allows cross-origin GET requests, and only GET, so the browser verifier can read it.</w:t>
+              <w:t xml:space="preserve"> read it and need no credential. Allows cross-origin GET requests, and only GET, so the browser verifier can read it.</w:t>
             </w:r>
           </w:p>
         </w:tc>
@@ -4525,7 +4574,7 @@
         <w:spacing w:after="140" w:line="280"/>
       </w:pPr>
       <w:r>
-        <w:t xml:space="preserve">The registry service and its web pages on port 8000. It reaches the ledger over HTTP only.</w:t>
+        <w:t xml:space="preserve">The registry service and its web pages on port 8000. It reaches the ledger over HTTP only. Its custodian pages need a signed-in staff account; the Verify page does not, because checking a document never needs one.</w:t>
       </w:r>
     </w:p>
     <w:tbl>
@@ -4708,7 +4757,7 @@
                 <w:sz w:val="20"/>
                 <w:szCs w:val="20"/>
               </w:rPr>
-              <w:t xml:space="preserve">The FastAPI service and every route: upload (</w:t>
+              <w:t xml:space="preserve">The FastAPI service and every route: sign in and out, upload (</w:t>
             </w:r>
             <w:r>
               <w:rPr>
@@ -4723,7 +4772,7 @@
                 <w:sz w:val="20"/>
                 <w:szCs w:val="20"/>
               </w:rPr>
-              <w:t xml:space="preserve">, with a warning when the content is already registered), confirm, seal, proof and document download, the Audit page and the Verify page. A form post redirects to a page on success; a request that cannot be carried out returns a page with the matching status code. </w:t>
+              <w:t xml:space="preserve">, with a warning when the content is already registered), confirm, discard an unconfirmed upload, seal, proof and document download, the Audit page and the Verify page. Every route except Verify, the login page and the static files needs a session; without one it redirects to the login page and returns afterwards. The name stored with a confirmation is the signed-in account, never a value from the form. A form post redirects to a page on success; a request that cannot be carried out returns a page with the matching status code. </w:t>
             </w:r>
             <w:r>
               <w:rPr>
@@ -4738,7 +4787,7 @@
                 <w:sz w:val="20"/>
                 <w:szCs w:val="20"/>
               </w:rPr>
-              <w:t xml:space="preserve"> accepts a ledger client and the two AI hooks, so tests can pass their own.</w:t>
+              <w:t xml:space="preserve"> accepts a ledger client, the two AI hooks and a session secret, so tests can pass their own.</w:t>
             </w:r>
           </w:p>
         </w:tc>
@@ -4846,7 +4895,7 @@
                 <w:sz w:val="20"/>
                 <w:szCs w:val="20"/>
               </w:rPr>
-              <w:t xml:space="preserve">Opens a SQLite connection for each request, creates the tables at startup, refuses a database made before records were salted, and provides </w:t>
+              <w:t xml:space="preserve">Opens a SQLite connection for each request, creates the tables at startup, adds the columns a database from an earlier version lacks (batch owner, who sealed, the admin flag), refuses a database made before records were salted, and provides </w:t>
             </w:r>
             <w:r>
               <w:rPr>
@@ -4999,7 +5048,22 @@
                 <w:sz w:val="20"/>
                 <w:szCs w:val="20"/>
               </w:rPr>
-              <w:t xml:space="preserve">) and every query on them: add a record with a fresh random salt, find other records with the same content, list pending records, list a batch in leaf order, mark a batch sealed, read the registry's own checkpoint.</w:t>
+              <w:t xml:space="preserve">, </w:t>
+            </w:r>
+            <w:r>
+              <w:rPr>
+                <w:rFonts w:ascii="Consolas" w:cs="Consolas" w:eastAsia="Consolas" w:hAnsi="Consolas"/>
+                <w:sz w:val="18"/>
+                <w:szCs w:val="18"/>
+              </w:rPr>
+              <w:t xml:space="preserve">staff</w:t>
+            </w:r>
+            <w:r>
+              <w:rPr>
+                <w:sz w:val="20"/>
+                <w:szCs w:val="20"/>
+              </w:rPr>
+              <w:t xml:space="preserve">) and every query on them: add a record with a fresh random salt, find other records with the same content, list pending records, find or open a custodian's own batch, list a batch in leaf order, mark a batch sealed and by whom, read the registry's own checkpoint. An index allows one open batch per custodian.</w:t>
             </w:r>
           </w:p>
         </w:tc>
@@ -5100,7 +5164,7 @@
                 <w:sz w:val="20"/>
                 <w:szCs w:val="20"/>
               </w:rPr>
-              <w:t xml:space="preserve"> stores the metadata a person confirmed and puts the record in the open batch. </w:t>
+              <w:t xml:space="preserve"> stores the metadata a person confirmed and puts the record in that person's own open batch, opening one if needed. </w:t>
             </w:r>
             <w:r>
               <w:rPr>
@@ -5115,7 +5179,7 @@
                 <w:sz w:val="20"/>
                 <w:szCs w:val="20"/>
               </w:rPr>
-              <w:t xml:space="preserve"> builds the tree over the salted fingerprints, publishes the root, and adopts or refuses an entry the ledger already holds. </w:t>
+              <w:t xml:space="preserve"> lets only the batch's owner or an admin seal: it builds the tree over the salted fingerprints, publishes the root, records who sealed, and adopts or refuses an entry the ledger already holds. </w:t>
             </w:r>
             <w:r>
               <w:rPr>
@@ -5377,7 +5441,7 @@
                 <w:sz w:val="20"/>
                 <w:szCs w:val="20"/>
               </w:rPr>
-              <w:t xml:space="preserve"> makes the four HTTP calls the registry needs: publish a root, read all entries, read one entry, read the public key. Turns failures into </w:t>
+              <w:t xml:space="preserve"> makes the four HTTP calls the registry needs: publish a root, read all entries, read one entry, read the public key. It sends the ledger token with the publish call only. Turns failures into </w:t>
             </w:r>
             <w:r>
               <w:rPr>
@@ -5452,6 +5516,267 @@
                 <w:szCs w:val="20"/>
               </w:rPr>
               <w:t xml:space="preserve">The registry talks to the ledger only through its public endpoints. One module makes that boundary obvious.</w:t>
+            </w:r>
+          </w:p>
+        </w:tc>
+      </w:tr>
+      <w:tr>
+        <w:trPr>
+          <w:cantSplit/>
+        </w:trPr>
+        <w:tc>
+          <w:tcPr>
+            <w:tcW w:type="dxa" w:w="2300"/>
+            <w:tcBorders>
+              <w:top w:val="single" w:color="C9D1DC" w:sz="4"/>
+              <w:left w:val="single" w:color="C9D1DC" w:sz="4"/>
+              <w:bottom w:val="single" w:color="C9D1DC" w:sz="4"/>
+              <w:right w:val="single" w:color="C9D1DC" w:sz="4"/>
+            </w:tcBorders>
+            <w:tcMar>
+              <w:top w:type="dxa" w:w="70"/>
+              <w:left w:type="dxa" w:w="100"/>
+              <w:bottom w:type="dxa" w:w="70"/>
+              <w:right w:type="dxa" w:w="100"/>
+            </w:tcMar>
+          </w:tcPr>
+          <w:p>
+            <w:pPr>
+              <w:spacing w:after="30" w:line="260"/>
+            </w:pPr>
+            <w:r>
+              <w:rPr>
+                <w:rFonts w:ascii="Consolas" w:cs="Consolas" w:eastAsia="Consolas" w:hAnsi="Consolas"/>
+                <w:sz w:val="18"/>
+                <w:szCs w:val="18"/>
+              </w:rPr>
+              <w:t xml:space="preserve">staff.py</w:t>
+            </w:r>
+          </w:p>
+        </w:tc>
+        <w:tc>
+          <w:tcPr>
+            <w:tcW w:type="dxa" w:w="3063"/>
+            <w:tcBorders>
+              <w:top w:val="single" w:color="C9D1DC" w:sz="4"/>
+              <w:left w:val="single" w:color="C9D1DC" w:sz="4"/>
+              <w:bottom w:val="single" w:color="C9D1DC" w:sz="4"/>
+              <w:right w:val="single" w:color="C9D1DC" w:sz="4"/>
+            </w:tcBorders>
+            <w:tcMar>
+              <w:top w:type="dxa" w:w="70"/>
+              <w:left w:type="dxa" w:w="100"/>
+              <w:bottom w:type="dxa" w:w="70"/>
+              <w:right w:type="dxa" w:w="100"/>
+            </w:tcMar>
+          </w:tcPr>
+          <w:p>
+            <w:pPr>
+              <w:spacing w:after="30" w:line="260"/>
+            </w:pPr>
+            <w:r>
+              <w:rPr>
+                <w:sz w:val="20"/>
+                <w:szCs w:val="20"/>
+              </w:rPr>
+              <w:t xml:space="preserve">Staff accounts: creates one with a salted scrypt password hash, checks a password at sign-in, and marks an account as an admin. Also the command </w:t>
+            </w:r>
+            <w:r>
+              <w:rPr>
+                <w:rFonts w:ascii="Consolas" w:cs="Consolas" w:eastAsia="Consolas" w:hAnsi="Consolas"/>
+                <w:sz w:val="18"/>
+                <w:szCs w:val="18"/>
+              </w:rPr>
+              <w:t xml:space="preserve">python -m proofchain.registry.staff</w:t>
+            </w:r>
+            <w:r>
+              <w:rPr>
+                <w:sz w:val="20"/>
+                <w:szCs w:val="20"/>
+              </w:rPr>
+              <w:t xml:space="preserve"> with </w:t>
+            </w:r>
+            <w:r>
+              <w:rPr>
+                <w:rFonts w:ascii="Consolas" w:cs="Consolas" w:eastAsia="Consolas" w:hAnsi="Consolas"/>
+                <w:sz w:val="18"/>
+                <w:szCs w:val="18"/>
+              </w:rPr>
+              <w:t xml:space="preserve">add</w:t>
+            </w:r>
+            <w:r>
+              <w:rPr>
+                <w:sz w:val="20"/>
+                <w:szCs w:val="20"/>
+              </w:rPr>
+              <w:t xml:space="preserve">, </w:t>
+            </w:r>
+            <w:r>
+              <w:rPr>
+                <w:rFonts w:ascii="Consolas" w:cs="Consolas" w:eastAsia="Consolas" w:hAnsi="Consolas"/>
+                <w:sz w:val="18"/>
+                <w:szCs w:val="18"/>
+              </w:rPr>
+              <w:t xml:space="preserve">admin</w:t>
+            </w:r>
+            <w:r>
+              <w:rPr>
+                <w:sz w:val="20"/>
+                <w:szCs w:val="20"/>
+              </w:rPr>
+              <w:t xml:space="preserve"> and </w:t>
+            </w:r>
+            <w:r>
+              <w:rPr>
+                <w:rFonts w:ascii="Consolas" w:cs="Consolas" w:eastAsia="Consolas" w:hAnsi="Consolas"/>
+                <w:sz w:val="18"/>
+                <w:szCs w:val="18"/>
+              </w:rPr>
+              <w:t xml:space="preserve">list</w:t>
+            </w:r>
+            <w:r>
+              <w:rPr>
+                <w:sz w:val="20"/>
+                <w:szCs w:val="20"/>
+              </w:rPr>
+              <w:t xml:space="preserve">. The password is asked for, never passed as an argument, and never stored or printed.</w:t>
+            </w:r>
+          </w:p>
+        </w:tc>
+        <w:tc>
+          <w:tcPr>
+            <w:tcW w:type="dxa" w:w="3663"/>
+            <w:tcBorders>
+              <w:top w:val="single" w:color="C9D1DC" w:sz="4"/>
+              <w:left w:val="single" w:color="C9D1DC" w:sz="4"/>
+              <w:bottom w:val="single" w:color="C9D1DC" w:sz="4"/>
+              <w:right w:val="single" w:color="C9D1DC" w:sz="4"/>
+            </w:tcBorders>
+            <w:tcMar>
+              <w:top w:type="dxa" w:w="70"/>
+              <w:left w:type="dxa" w:w="100"/>
+              <w:bottom w:type="dxa" w:w="70"/>
+              <w:right w:type="dxa" w:w="100"/>
+            </w:tcMar>
+          </w:tcPr>
+          <w:p>
+            <w:pPr>
+              <w:spacing w:after="30" w:line="260"/>
+            </w:pPr>
+            <w:r>
+              <w:rPr>
+                <w:sz w:val="20"/>
+                <w:szCs w:val="20"/>
+              </w:rPr>
+              <w:t xml:space="preserve">There is no sign-up page. An account says who confirmed and sealed; it has no part in verification.</w:t>
+            </w:r>
+          </w:p>
+        </w:tc>
+      </w:tr>
+      <w:tr>
+        <w:trPr>
+          <w:cantSplit/>
+        </w:trPr>
+        <w:tc>
+          <w:tcPr>
+            <w:tcW w:type="dxa" w:w="2300"/>
+            <w:tcBorders>
+              <w:top w:val="single" w:color="C9D1DC" w:sz="4"/>
+              <w:left w:val="single" w:color="C9D1DC" w:sz="4"/>
+              <w:bottom w:val="single" w:color="C9D1DC" w:sz="4"/>
+              <w:right w:val="single" w:color="C9D1DC" w:sz="4"/>
+            </w:tcBorders>
+            <w:tcMar>
+              <w:top w:type="dxa" w:w="70"/>
+              <w:left w:type="dxa" w:w="100"/>
+              <w:bottom w:type="dxa" w:w="70"/>
+              <w:right w:type="dxa" w:w="100"/>
+            </w:tcMar>
+          </w:tcPr>
+          <w:p>
+            <w:pPr>
+              <w:spacing w:after="30" w:line="260"/>
+            </w:pPr>
+            <w:r>
+              <w:rPr>
+                <w:rFonts w:ascii="Consolas" w:cs="Consolas" w:eastAsia="Consolas" w:hAnsi="Consolas"/>
+                <w:sz w:val="18"/>
+                <w:szCs w:val="18"/>
+              </w:rPr>
+              <w:t xml:space="preserve">sessions.py</w:t>
+            </w:r>
+          </w:p>
+        </w:tc>
+        <w:tc>
+          <w:tcPr>
+            <w:tcW w:type="dxa" w:w="3063"/>
+            <w:tcBorders>
+              <w:top w:val="single" w:color="C9D1DC" w:sz="4"/>
+              <w:left w:val="single" w:color="C9D1DC" w:sz="4"/>
+              <w:bottom w:val="single" w:color="C9D1DC" w:sz="4"/>
+              <w:right w:val="single" w:color="C9D1DC" w:sz="4"/>
+            </w:tcBorders>
+            <w:tcMar>
+              <w:top w:type="dxa" w:w="70"/>
+              <w:left w:type="dxa" w:w="100"/>
+              <w:bottom w:type="dxa" w:w="70"/>
+              <w:right w:type="dxa" w:w="100"/>
+            </w:tcMar>
+          </w:tcPr>
+          <w:p>
+            <w:pPr>
+              <w:spacing w:after="30" w:line="260"/>
+            </w:pPr>
+            <w:r>
+              <w:rPr>
+                <w:sz w:val="20"/>
+                <w:szCs w:val="20"/>
+              </w:rPr>
+              <w:t xml:space="preserve">Issues and reads the signed session cookie: a username and an expiry time, with an HMAC-SHA256 under a secret from </w:t>
+            </w:r>
+            <w:r>
+              <w:rPr>
+                <w:rFonts w:ascii="Consolas" w:cs="Consolas" w:eastAsia="Consolas" w:hAnsi="Consolas"/>
+                <w:sz w:val="18"/>
+                <w:szCs w:val="18"/>
+              </w:rPr>
+              <w:t xml:space="preserve">PROOFCHAIN_SESSION_SECRET</w:t>
+            </w:r>
+            <w:r>
+              <w:rPr>
+                <w:sz w:val="20"/>
+                <w:szCs w:val="20"/>
+              </w:rPr>
+              <w:t xml:space="preserve">, or one generated beside the database on first run. A cookie that is altered, expired or signed with another secret is not a session.</w:t>
+            </w:r>
+          </w:p>
+        </w:tc>
+        <w:tc>
+          <w:tcPr>
+            <w:tcW w:type="dxa" w:w="3663"/>
+            <w:tcBorders>
+              <w:top w:val="single" w:color="C9D1DC" w:sz="4"/>
+              <w:left w:val="single" w:color="C9D1DC" w:sz="4"/>
+              <w:bottom w:val="single" w:color="C9D1DC" w:sz="4"/>
+              <w:right w:val="single" w:color="C9D1DC" w:sz="4"/>
+            </w:tcBorders>
+            <w:tcMar>
+              <w:top w:type="dxa" w:w="70"/>
+              <w:left w:type="dxa" w:w="100"/>
+              <w:bottom w:type="dxa" w:w="70"/>
+              <w:right w:type="dxa" w:w="100"/>
+            </w:tcMar>
+          </w:tcPr>
+          <w:p>
+            <w:pPr>
+              <w:spacing w:after="30" w:line="260"/>
+            </w:pPr>
+            <w:r>
+              <w:rPr>
+                <w:sz w:val="20"/>
+                <w:szCs w:val="20"/>
+              </w:rPr>
+              <w:t xml:space="preserve">Keeps the cookie rules in one small module that uses the standard library only.</w:t>
             </w:r>
           </w:p>
         </w:tc>
@@ -5751,7 +6076,7 @@
                 <w:sz w:val="20"/>
                 <w:szCs w:val="20"/>
               </w:rPr>
-              <w:t xml:space="preserve">The shared frame: header, navigation, notice, warning and error banners, and a footer stating what a verified document does and does not prove. Also used alone to show an error.</w:t>
+              <w:t xml:space="preserve">The shared frame: header, navigation (the custodian pages are listed only when signed in), the signed-in account with a Sign out button or a link to the login page, notice, warning and error banners, and a footer stating what a verified document does and does not prove. Also used alone to show an error.</w:t>
             </w:r>
           </w:p>
         </w:tc>
@@ -5815,7 +6140,7 @@
                 <w:sz w:val="18"/>
                 <w:szCs w:val="18"/>
               </w:rPr>
-              <w:t xml:space="preserve">register.html</w:t>
+              <w:t xml:space="preserve">login.html</w:t>
             </w:r>
           </w:p>
         </w:tc>
@@ -5844,7 +6169,7 @@
                 <w:sz w:val="20"/>
                 <w:szCs w:val="20"/>
               </w:rPr>
-              <w:t xml:space="preserve">The upload form with a live fingerprint, then one card per unconfirmed record: its fingerprint, a warning if other records hold the same content, any suggestions with a "use" button beside each field, where the suggestions came from, and the Confirm button.</w:t>
+              <w:t xml:space="preserve">The Custodian Login page: username and password, and a note that accounts are created on the machine that runs the registry.</w:t>
             </w:r>
           </w:p>
         </w:tc>
@@ -5873,7 +6198,7 @@
                 <w:sz w:val="20"/>
                 <w:szCs w:val="20"/>
               </w:rPr>
-              <w:t xml:space="preserve">The Register page. It is where the human confirmation gate (R9) is shown.</w:t>
+              <w:t xml:space="preserve">The way in to the custodian pages. It links to Verify, which needs no account.</w:t>
             </w:r>
           </w:p>
         </w:tc>
@@ -5908,6 +6233,99 @@
                 <w:sz w:val="18"/>
                 <w:szCs w:val="18"/>
               </w:rPr>
+              <w:t xml:space="preserve">register.html</w:t>
+            </w:r>
+          </w:p>
+        </w:tc>
+        <w:tc>
+          <w:tcPr>
+            <w:tcW w:type="dxa" w:w="3063"/>
+            <w:tcBorders>
+              <w:top w:val="single" w:color="C9D1DC" w:sz="4"/>
+              <w:left w:val="single" w:color="C9D1DC" w:sz="4"/>
+              <w:bottom w:val="single" w:color="C9D1DC" w:sz="4"/>
+              <w:right w:val="single" w:color="C9D1DC" w:sz="4"/>
+            </w:tcBorders>
+            <w:tcMar>
+              <w:top w:type="dxa" w:w="70"/>
+              <w:left w:type="dxa" w:w="100"/>
+              <w:bottom w:type="dxa" w:w="70"/>
+              <w:right w:type="dxa" w:w="100"/>
+            </w:tcMar>
+          </w:tcPr>
+          <w:p>
+            <w:pPr>
+              <w:spacing w:after="30" w:line="260"/>
+            </w:pPr>
+            <w:r>
+              <w:rPr>
+                <w:sz w:val="20"/>
+                <w:szCs w:val="20"/>
+              </w:rPr>
+              <w:t xml:space="preserve">The upload form with a live fingerprint, then one card per unconfirmed record: its fingerprint, a warning if other records hold the same content, any suggestions with a "use" button beside each field, where the suggestions came from, the account the confirmation will be recorded under, the Confirm button and a Discard button. There is no box for typing a name.</w:t>
+            </w:r>
+          </w:p>
+        </w:tc>
+        <w:tc>
+          <w:tcPr>
+            <w:tcW w:type="dxa" w:w="3663"/>
+            <w:tcBorders>
+              <w:top w:val="single" w:color="C9D1DC" w:sz="4"/>
+              <w:left w:val="single" w:color="C9D1DC" w:sz="4"/>
+              <w:bottom w:val="single" w:color="C9D1DC" w:sz="4"/>
+              <w:right w:val="single" w:color="C9D1DC" w:sz="4"/>
+            </w:tcBorders>
+            <w:tcMar>
+              <w:top w:type="dxa" w:w="70"/>
+              <w:left w:type="dxa" w:w="100"/>
+              <w:bottom w:type="dxa" w:w="70"/>
+              <w:right w:type="dxa" w:w="100"/>
+            </w:tcMar>
+          </w:tcPr>
+          <w:p>
+            <w:pPr>
+              <w:spacing w:after="30" w:line="260"/>
+            </w:pPr>
+            <w:r>
+              <w:rPr>
+                <w:sz w:val="20"/>
+                <w:szCs w:val="20"/>
+              </w:rPr>
+              <w:t xml:space="preserve">The Register page. It is where the human confirmation gate (R9) is shown.</w:t>
+            </w:r>
+          </w:p>
+        </w:tc>
+      </w:tr>
+      <w:tr>
+        <w:trPr>
+          <w:cantSplit/>
+        </w:trPr>
+        <w:tc>
+          <w:tcPr>
+            <w:tcW w:type="dxa" w:w="2300"/>
+            <w:tcBorders>
+              <w:top w:val="single" w:color="C9D1DC" w:sz="4"/>
+              <w:left w:val="single" w:color="C9D1DC" w:sz="4"/>
+              <w:bottom w:val="single" w:color="C9D1DC" w:sz="4"/>
+              <w:right w:val="single" w:color="C9D1DC" w:sz="4"/>
+            </w:tcBorders>
+            <w:tcMar>
+              <w:top w:type="dxa" w:w="70"/>
+              <w:left w:type="dxa" w:w="100"/>
+              <w:bottom w:type="dxa" w:w="70"/>
+              <w:right w:type="dxa" w:w="100"/>
+            </w:tcMar>
+          </w:tcPr>
+          <w:p>
+            <w:pPr>
+              <w:spacing w:after="30" w:line="260"/>
+            </w:pPr>
+            <w:r>
+              <w:rPr>
+                <w:rFonts w:ascii="Consolas" w:cs="Consolas" w:eastAsia="Consolas" w:hAnsi="Consolas"/>
+                <w:sz w:val="18"/>
+                <w:szCs w:val="18"/>
+              </w:rPr>
               <w:t xml:space="preserve">records.html</w:t>
             </w:r>
           </w:p>
@@ -5937,7 +6355,7 @@
                 <w:sz w:val="20"/>
                 <w:szCs w:val="20"/>
               </w:rPr>
-              <w:t xml:space="preserve">The open batch with its Seal button, and each sealed batch with its published root, ledger entry and per-record document and proof downloads.</w:t>
+              <w:t xml:space="preserve">Two sections, your batches first and other custodians' batches below. Each starts with an overview table (batch, status, owner, sealed by, records, ledger entry) and then shows each batch with its records. A Seal button appears only on an open batch you may seal; a sealed batch shows its published root, ledger entry and per-record document and proof downloads.</w:t>
             </w:r>
           </w:p>
         </w:tc>
@@ -6953,7 +7371,18 @@
         <w:spacing w:after="140" w:line="280"/>
       </w:pPr>
       <w:r>
-        <w:t xml:space="preserve">Run from the project root with the virtual environment active. The ledger must be running for the seed script.</w:t>
+        <w:t xml:space="preserve">Run from the project root with the virtual environment active. The ledger must be running for the seed script, and </w:t>
+      </w:r>
+      <w:r>
+        <w:rPr>
+          <w:rFonts w:ascii="Consolas" w:cs="Consolas" w:eastAsia="Consolas" w:hAnsi="Consolas"/>
+          <w:sz w:val="18"/>
+          <w:szCs w:val="18"/>
+        </w:rPr>
+        <w:t xml:space="preserve">PROOFCHAIN_LEDGER_TOKEN</w:t>
+      </w:r>
+      <w:r>
+        <w:t xml:space="preserve"> must be set in the same terminal, because the script publishes a root.</w:t>
       </w:r>
     </w:p>
     <w:tbl>
@@ -7166,7 +7595,22 @@
                 <w:sz w:val="20"/>
                 <w:szCs w:val="20"/>
               </w:rPr>
-              <w:t xml:space="preserve">. Refuses a database that already holds records unless given </w:t>
+              <w:t xml:space="preserve">. Creates a staff account named </w:t>
+            </w:r>
+            <w:r>
+              <w:rPr>
+                <w:rFonts w:ascii="Consolas" w:cs="Consolas" w:eastAsia="Consolas" w:hAnsi="Consolas"/>
+                <w:sz w:val="18"/>
+                <w:szCs w:val="18"/>
+              </w:rPr>
+              <w:t xml:space="preserve">demo</w:t>
+            </w:r>
+            <w:r>
+              <w:rPr>
+                <w:sz w:val="20"/>
+                <w:szCs w:val="20"/>
+              </w:rPr>
+              <w:t xml:space="preserve">, which owns and seals the sample batch, and prints its random password once for signing in. Refuses a database that already holds records unless given </w:t>
             </w:r>
             <w:r>
               <w:rPr>
@@ -7413,7 +7857,7 @@
         <w:t xml:space="preserve">pytest</w:t>
       </w:r>
       <w:r>
-        <w:t xml:space="preserve"> from the project root. The numbers are test functions; some run several times with different inputs, which is how the total reaches 545.</w:t>
+        <w:t xml:space="preserve"> from the project root. The numbers are test functions; some run several times with different inputs, which is how the total reaches 697.</w:t>
       </w:r>
     </w:p>
     <w:tbl>
@@ -7611,7 +8055,7 @@
                 <w:sz w:val="20"/>
                 <w:szCs w:val="20"/>
               </w:rPr>
-              <w:t xml:space="preserve">), an in-process ledger, a temporary database, and a registry wired to both.</w:t>
+              <w:t xml:space="preserve">), an in-process ledger, a temporary database, and a registry wired to both and already signed in. Sets the ledger token for every test.</w:t>
             </w:r>
           </w:p>
         </w:tc>
@@ -7704,7 +8148,7 @@
                 <w:sz w:val="20"/>
                 <w:szCs w:val="20"/>
               </w:rPr>
-              <w:t xml:space="preserve">Steps the tests repeat: upload, confirm, seal, fetch a proof, rebuild a batch root from stored salts and fingerprints, read or edit the database directly. Also </w:t>
+              <w:t xml:space="preserve">Steps the tests repeat: sign in, upload, confirm, seal, fetch a proof, rebuild a batch root from stored salts and fingerprints, read or edit the database directly. Also </w:t>
             </w:r>
             <w:r>
               <w:rPr>
@@ -8556,7 +9000,7 @@
                 <w:sz w:val="20"/>
                 <w:szCs w:val="20"/>
               </w:rPr>
-              <w:t xml:space="preserve">Upload, the confirmation gate, sealing and its recovery cases, proofs, the Verify page, the AI hooks, the real HTTP client.</w:t>
+              <w:t xml:space="preserve">Upload, the confirmation gate, sealing and its recovery cases, proofs, the Verify page, the AI hooks, discarding an upload, the real HTTP client.</w:t>
             </w:r>
           </w:p>
         </w:tc>
@@ -8585,7 +9029,193 @@
                 <w:sz w:val="20"/>
                 <w:szCs w:val="20"/>
               </w:rPr>
-              <w:t xml:space="preserve">40</w:t>
+              <w:t xml:space="preserve">45</w:t>
+            </w:r>
+          </w:p>
+        </w:tc>
+      </w:tr>
+      <w:tr>
+        <w:trPr>
+          <w:cantSplit/>
+        </w:trPr>
+        <w:tc>
+          <w:tcPr>
+            <w:tcW w:type="dxa" w:w="2700"/>
+            <w:tcBorders>
+              <w:top w:val="single" w:color="C9D1DC" w:sz="4"/>
+              <w:left w:val="single" w:color="C9D1DC" w:sz="4"/>
+              <w:bottom w:val="single" w:color="C9D1DC" w:sz="4"/>
+              <w:right w:val="single" w:color="C9D1DC" w:sz="4"/>
+            </w:tcBorders>
+            <w:tcMar>
+              <w:top w:type="dxa" w:w="70"/>
+              <w:left w:type="dxa" w:w="100"/>
+              <w:bottom w:type="dxa" w:w="70"/>
+              <w:right w:type="dxa" w:w="100"/>
+            </w:tcMar>
+          </w:tcPr>
+          <w:p>
+            <w:pPr>
+              <w:spacing w:after="30" w:line="260"/>
+            </w:pPr>
+            <w:r>
+              <w:rPr>
+                <w:rFonts w:ascii="Consolas" w:cs="Consolas" w:eastAsia="Consolas" w:hAnsi="Consolas"/>
+                <w:sz w:val="18"/>
+                <w:szCs w:val="18"/>
+              </w:rPr>
+              <w:t xml:space="preserve">test_auth.py</w:t>
+            </w:r>
+          </w:p>
+        </w:tc>
+        <w:tc>
+          <w:tcPr>
+            <w:tcW w:type="dxa" w:w="5226"/>
+            <w:tcBorders>
+              <w:top w:val="single" w:color="C9D1DC" w:sz="4"/>
+              <w:left w:val="single" w:color="C9D1DC" w:sz="4"/>
+              <w:bottom w:val="single" w:color="C9D1DC" w:sz="4"/>
+              <w:right w:val="single" w:color="C9D1DC" w:sz="4"/>
+            </w:tcBorders>
+            <w:tcMar>
+              <w:top w:type="dxa" w:w="70"/>
+              <w:left w:type="dxa" w:w="100"/>
+              <w:bottom w:type="dxa" w:w="70"/>
+              <w:right w:type="dxa" w:w="100"/>
+            </w:tcMar>
+          </w:tcPr>
+          <w:p>
+            <w:pPr>
+              <w:spacing w:after="30" w:line="260"/>
+            </w:pPr>
+            <w:r>
+              <w:rPr>
+                <w:sz w:val="20"/>
+                <w:szCs w:val="20"/>
+              </w:rPr>
+              <w:t xml:space="preserve">Sign-in and wrong passwords, every protected route redirecting when signed out, forged and expired cookies, the confirmer taken from the session, the ledger token, the account command, and everything that must stay public.</w:t>
+            </w:r>
+          </w:p>
+        </w:tc>
+        <w:tc>
+          <w:tcPr>
+            <w:tcW w:type="dxa" w:w="1100"/>
+            <w:tcBorders>
+              <w:top w:val="single" w:color="C9D1DC" w:sz="4"/>
+              <w:left w:val="single" w:color="C9D1DC" w:sz="4"/>
+              <w:bottom w:val="single" w:color="C9D1DC" w:sz="4"/>
+              <w:right w:val="single" w:color="C9D1DC" w:sz="4"/>
+            </w:tcBorders>
+            <w:tcMar>
+              <w:top w:type="dxa" w:w="70"/>
+              <w:left w:type="dxa" w:w="100"/>
+              <w:bottom w:type="dxa" w:w="70"/>
+              <w:right w:type="dxa" w:w="100"/>
+            </w:tcMar>
+          </w:tcPr>
+          <w:p>
+            <w:pPr>
+              <w:spacing w:after="30" w:line="260"/>
+            </w:pPr>
+            <w:r>
+              <w:rPr>
+                <w:sz w:val="20"/>
+                <w:szCs w:val="20"/>
+              </w:rPr>
+              <w:t xml:space="preserve">51</w:t>
+            </w:r>
+          </w:p>
+        </w:tc>
+      </w:tr>
+      <w:tr>
+        <w:trPr>
+          <w:cantSplit/>
+        </w:trPr>
+        <w:tc>
+          <w:tcPr>
+            <w:tcW w:type="dxa" w:w="2700"/>
+            <w:tcBorders>
+              <w:top w:val="single" w:color="C9D1DC" w:sz="4"/>
+              <w:left w:val="single" w:color="C9D1DC" w:sz="4"/>
+              <w:bottom w:val="single" w:color="C9D1DC" w:sz="4"/>
+              <w:right w:val="single" w:color="C9D1DC" w:sz="4"/>
+            </w:tcBorders>
+            <w:tcMar>
+              <w:top w:type="dxa" w:w="70"/>
+              <w:left w:type="dxa" w:w="100"/>
+              <w:bottom w:type="dxa" w:w="70"/>
+              <w:right w:type="dxa" w:w="100"/>
+            </w:tcMar>
+          </w:tcPr>
+          <w:p>
+            <w:pPr>
+              <w:spacing w:after="30" w:line="260"/>
+            </w:pPr>
+            <w:r>
+              <w:rPr>
+                <w:rFonts w:ascii="Consolas" w:cs="Consolas" w:eastAsia="Consolas" w:hAnsi="Consolas"/>
+                <w:sz w:val="18"/>
+                <w:szCs w:val="18"/>
+              </w:rPr>
+              <w:t xml:space="preserve">test_batches.py</w:t>
+            </w:r>
+          </w:p>
+        </w:tc>
+        <w:tc>
+          <w:tcPr>
+            <w:tcW w:type="dxa" w:w="5226"/>
+            <w:tcBorders>
+              <w:top w:val="single" w:color="C9D1DC" w:sz="4"/>
+              <w:left w:val="single" w:color="C9D1DC" w:sz="4"/>
+              <w:bottom w:val="single" w:color="C9D1DC" w:sz="4"/>
+              <w:right w:val="single" w:color="C9D1DC" w:sz="4"/>
+            </w:tcBorders>
+            <w:tcMar>
+              <w:top w:type="dxa" w:w="70"/>
+              <w:left w:type="dxa" w:w="100"/>
+              <w:bottom w:type="dxa" w:w="70"/>
+              <w:right w:type="dxa" w:w="100"/>
+            </w:tcMar>
+          </w:tcPr>
+          <w:p>
+            <w:pPr>
+              <w:spacing w:after="30" w:line="260"/>
+            </w:pPr>
+            <w:r>
+              <w:rPr>
+                <w:sz w:val="20"/>
+                <w:szCs w:val="20"/>
+              </w:rPr>
+              <w:t xml:space="preserve">One open batch per custodian, confirming at the same time, who may seal (owner, non-owner, admin), the page layout, admin accounts, and upgrading a database made before batches had owners.</w:t>
+            </w:r>
+          </w:p>
+        </w:tc>
+        <w:tc>
+          <w:tcPr>
+            <w:tcW w:type="dxa" w:w="1100"/>
+            <w:tcBorders>
+              <w:top w:val="single" w:color="C9D1DC" w:sz="4"/>
+              <w:left w:val="single" w:color="C9D1DC" w:sz="4"/>
+              <w:bottom w:val="single" w:color="C9D1DC" w:sz="4"/>
+              <w:right w:val="single" w:color="C9D1DC" w:sz="4"/>
+            </w:tcBorders>
+            <w:tcMar>
+              <w:top w:type="dxa" w:w="70"/>
+              <w:left w:type="dxa" w:w="100"/>
+              <w:bottom w:type="dxa" w:w="70"/>
+              <w:right w:type="dxa" w:w="100"/>
+            </w:tcMar>
+          </w:tcPr>
+          <w:p>
+            <w:pPr>
+              <w:spacing w:after="30" w:line="260"/>
+            </w:pPr>
+            <w:r>
+              <w:rPr>
+                <w:sz w:val="20"/>
+                <w:szCs w:val="20"/>
+              </w:rPr>
+              <w:t xml:space="preserve">31</w:t>
             </w:r>
           </w:p>
         </w:tc>
@@ -10003,6 +10633,114 @@
                 <w:sz w:val="18"/>
                 <w:szCs w:val="18"/>
               </w:rPr>
+              <w:t xml:space="preserve">session_secret</w:t>
+            </w:r>
+          </w:p>
+        </w:tc>
+        <w:tc>
+          <w:tcPr>
+            <w:tcW w:type="dxa" w:w="3063"/>
+            <w:tcBorders>
+              <w:top w:val="single" w:color="C9D1DC" w:sz="4"/>
+              <w:left w:val="single" w:color="C9D1DC" w:sz="4"/>
+              <w:bottom w:val="single" w:color="C9D1DC" w:sz="4"/>
+              <w:right w:val="single" w:color="C9D1DC" w:sz="4"/>
+            </w:tcBorders>
+            <w:tcMar>
+              <w:top w:type="dxa" w:w="70"/>
+              <w:left w:type="dxa" w:w="100"/>
+              <w:bottom w:type="dxa" w:w="70"/>
+              <w:right w:type="dxa" w:w="100"/>
+            </w:tcMar>
+          </w:tcPr>
+          <w:p>
+            <w:pPr>
+              <w:spacing w:after="30" w:line="260"/>
+            </w:pPr>
+            <w:r>
+              <w:rPr>
+                <w:sz w:val="20"/>
+                <w:szCs w:val="20"/>
+              </w:rPr>
+              <w:t xml:space="preserve">The secret that signs the registry's session cookies. Created when the registry first starts, unless </w:t>
+            </w:r>
+            <w:r>
+              <w:rPr>
+                <w:rFonts w:ascii="Consolas" w:cs="Consolas" w:eastAsia="Consolas" w:hAnsi="Consolas"/>
+                <w:sz w:val="18"/>
+                <w:szCs w:val="18"/>
+              </w:rPr>
+              <w:t xml:space="preserve">PROOFCHAIN_SESSION_SECRET</w:t>
+            </w:r>
+            <w:r>
+              <w:rPr>
+                <w:sz w:val="20"/>
+                <w:szCs w:val="20"/>
+              </w:rPr>
+              <w:t xml:space="preserve"> is set.</w:t>
+            </w:r>
+          </w:p>
+        </w:tc>
+        <w:tc>
+          <w:tcPr>
+            <w:tcW w:type="dxa" w:w="3663"/>
+            <w:tcBorders>
+              <w:top w:val="single" w:color="C9D1DC" w:sz="4"/>
+              <w:left w:val="single" w:color="C9D1DC" w:sz="4"/>
+              <w:bottom w:val="single" w:color="C9D1DC" w:sz="4"/>
+              <w:right w:val="single" w:color="C9D1DC" w:sz="4"/>
+            </w:tcBorders>
+            <w:tcMar>
+              <w:top w:type="dxa" w:w="70"/>
+              <w:left w:type="dxa" w:w="100"/>
+              <w:bottom w:type="dxa" w:w="70"/>
+              <w:right w:type="dxa" w:w="100"/>
+            </w:tcMar>
+          </w:tcPr>
+          <w:p>
+            <w:pPr>
+              <w:spacing w:after="30" w:line="260"/>
+            </w:pPr>
+            <w:r>
+              <w:rPr>
+                <w:sz w:val="20"/>
+                <w:szCs w:val="20"/>
+              </w:rPr>
+              <w:t xml:space="preserve">Deleting it signs everyone out. It has no bearing on proofs or the ledger.</w:t>
+            </w:r>
+          </w:p>
+        </w:tc>
+      </w:tr>
+      <w:tr>
+        <w:trPr>
+          <w:cantSplit/>
+        </w:trPr>
+        <w:tc>
+          <w:tcPr>
+            <w:tcW w:type="dxa" w:w="2300"/>
+            <w:tcBorders>
+              <w:top w:val="single" w:color="C9D1DC" w:sz="4"/>
+              <w:left w:val="single" w:color="C9D1DC" w:sz="4"/>
+              <w:bottom w:val="single" w:color="C9D1DC" w:sz="4"/>
+              <w:right w:val="single" w:color="C9D1DC" w:sz="4"/>
+            </w:tcBorders>
+            <w:tcMar>
+              <w:top w:type="dxa" w:w="70"/>
+              <w:left w:type="dxa" w:w="100"/>
+              <w:bottom w:type="dxa" w:w="70"/>
+              <w:right w:type="dxa" w:w="100"/>
+            </w:tcMar>
+          </w:tcPr>
+          <w:p>
+            <w:pPr>
+              <w:spacing w:after="30" w:line="260"/>
+            </w:pPr>
+            <w:r>
+              <w:rPr>
+                <w:rFonts w:ascii="Consolas" w:cs="Consolas" w:eastAsia="Consolas" w:hAnsi="Consolas"/>
+                <w:sz w:val="18"/>
+                <w:szCs w:val="18"/>
+              </w:rPr>
               <w:t xml:space="preserve">pin.json</w:t>
             </w:r>
           </w:p>
@@ -10555,6 +11293,192 @@
                 <w:sz w:val="18"/>
                 <w:szCs w:val="18"/>
               </w:rPr>
+              <w:t xml:space="preserve">context/ProofChain.md</w:t>
+            </w:r>
+          </w:p>
+        </w:tc>
+        <w:tc>
+          <w:tcPr>
+            <w:tcW w:type="dxa" w:w="3063"/>
+            <w:tcBorders>
+              <w:top w:val="single" w:color="C9D1DC" w:sz="4"/>
+              <w:left w:val="single" w:color="C9D1DC" w:sz="4"/>
+              <w:bottom w:val="single" w:color="C9D1DC" w:sz="4"/>
+              <w:right w:val="single" w:color="C9D1DC" w:sz="4"/>
+            </w:tcBorders>
+            <w:tcMar>
+              <w:top w:type="dxa" w:w="70"/>
+              <w:left w:type="dxa" w:w="100"/>
+              <w:bottom w:type="dxa" w:w="70"/>
+              <w:right w:type="dxa" w:w="100"/>
+            </w:tcMar>
+          </w:tcPr>
+          <w:p>
+            <w:pPr>
+              <w:spacing w:after="30" w:line="260"/>
+            </w:pPr>
+            <w:r>
+              <w:rPr>
+                <w:sz w:val="20"/>
+                <w:szCs w:val="20"/>
+              </w:rPr>
+              <w:t xml:space="preserve">A Markdown copy of the first version of the brief.</w:t>
+            </w:r>
+          </w:p>
+        </w:tc>
+        <w:tc>
+          <w:tcPr>
+            <w:tcW w:type="dxa" w:w="3663"/>
+            <w:tcBorders>
+              <w:top w:val="single" w:color="C9D1DC" w:sz="4"/>
+              <w:left w:val="single" w:color="C9D1DC" w:sz="4"/>
+              <w:bottom w:val="single" w:color="C9D1DC" w:sz="4"/>
+              <w:right w:val="single" w:color="C9D1DC" w:sz="4"/>
+            </w:tcBorders>
+            <w:tcMar>
+              <w:top w:type="dxa" w:w="70"/>
+              <w:left w:type="dxa" w:w="100"/>
+              <w:bottom w:type="dxa" w:w="70"/>
+              <w:right w:type="dxa" w:w="100"/>
+            </w:tcMar>
+          </w:tcPr>
+          <w:p>
+            <w:pPr>
+              <w:spacing w:after="30" w:line="260"/>
+            </w:pPr>
+            <w:r>
+              <w:rPr>
+                <w:sz w:val="20"/>
+                <w:szCs w:val="20"/>
+              </w:rPr>
+              <w:t xml:space="preserve">Readable without Word. It is not regenerated, so the Word brief is the current one.</w:t>
+            </w:r>
+          </w:p>
+        </w:tc>
+      </w:tr>
+      <w:tr>
+        <w:trPr>
+          <w:cantSplit/>
+        </w:trPr>
+        <w:tc>
+          <w:tcPr>
+            <w:tcW w:type="dxa" w:w="2300"/>
+            <w:tcBorders>
+              <w:top w:val="single" w:color="C9D1DC" w:sz="4"/>
+              <w:left w:val="single" w:color="C9D1DC" w:sz="4"/>
+              <w:bottom w:val="single" w:color="C9D1DC" w:sz="4"/>
+              <w:right w:val="single" w:color="C9D1DC" w:sz="4"/>
+            </w:tcBorders>
+            <w:tcMar>
+              <w:top w:type="dxa" w:w="70"/>
+              <w:left w:type="dxa" w:w="100"/>
+              <w:bottom w:type="dxa" w:w="70"/>
+              <w:right w:type="dxa" w:w="100"/>
+            </w:tcMar>
+          </w:tcPr>
+          <w:p>
+            <w:pPr>
+              <w:spacing w:after="30" w:line="260"/>
+            </w:pPr>
+            <w:r>
+              <w:rPr>
+                <w:rFonts w:ascii="Consolas" w:cs="Consolas" w:eastAsia="Consolas" w:hAnsi="Consolas"/>
+                <w:sz w:val="18"/>
+                <w:szCs w:val="18"/>
+              </w:rPr>
+              <w:t xml:space="preserve">context/ProofChain_Demo_Video_Script.docx</w:t>
+            </w:r>
+          </w:p>
+        </w:tc>
+        <w:tc>
+          <w:tcPr>
+            <w:tcW w:type="dxa" w:w="3063"/>
+            <w:tcBorders>
+              <w:top w:val="single" w:color="C9D1DC" w:sz="4"/>
+              <w:left w:val="single" w:color="C9D1DC" w:sz="4"/>
+              <w:bottom w:val="single" w:color="C9D1DC" w:sz="4"/>
+              <w:right w:val="single" w:color="C9D1DC" w:sz="4"/>
+            </w:tcBorders>
+            <w:tcMar>
+              <w:top w:type="dxa" w:w="70"/>
+              <w:left w:type="dxa" w:w="100"/>
+              <w:bottom w:type="dxa" w:w="70"/>
+              <w:right w:type="dxa" w:w="100"/>
+            </w:tcMar>
+          </w:tcPr>
+          <w:p>
+            <w:pPr>
+              <w:spacing w:after="30" w:line="260"/>
+            </w:pPr>
+            <w:r>
+              <w:rPr>
+                <w:sz w:val="20"/>
+                <w:szCs w:val="20"/>
+              </w:rPr>
+              <w:t xml:space="preserve">A script for recording the demo video.</w:t>
+            </w:r>
+          </w:p>
+        </w:tc>
+        <w:tc>
+          <w:tcPr>
+            <w:tcW w:type="dxa" w:w="3663"/>
+            <w:tcBorders>
+              <w:top w:val="single" w:color="C9D1DC" w:sz="4"/>
+              <w:left w:val="single" w:color="C9D1DC" w:sz="4"/>
+              <w:bottom w:val="single" w:color="C9D1DC" w:sz="4"/>
+              <w:right w:val="single" w:color="C9D1DC" w:sz="4"/>
+            </w:tcBorders>
+            <w:tcMar>
+              <w:top w:type="dxa" w:w="70"/>
+              <w:left w:type="dxa" w:w="100"/>
+              <w:bottom w:type="dxa" w:w="70"/>
+              <w:right w:type="dxa" w:w="100"/>
+            </w:tcMar>
+          </w:tcPr>
+          <w:p>
+            <w:pPr>
+              <w:spacing w:after="30" w:line="260"/>
+            </w:pPr>
+            <w:r>
+              <w:rPr>
+                <w:sz w:val="20"/>
+                <w:szCs w:val="20"/>
+              </w:rPr>
+              <w:t xml:space="preserve">Kept beside the brief it presents.</w:t>
+            </w:r>
+          </w:p>
+        </w:tc>
+      </w:tr>
+      <w:tr>
+        <w:trPr>
+          <w:cantSplit/>
+        </w:trPr>
+        <w:tc>
+          <w:tcPr>
+            <w:tcW w:type="dxa" w:w="2300"/>
+            <w:tcBorders>
+              <w:top w:val="single" w:color="C9D1DC" w:sz="4"/>
+              <w:left w:val="single" w:color="C9D1DC" w:sz="4"/>
+              <w:bottom w:val="single" w:color="C9D1DC" w:sz="4"/>
+              <w:right w:val="single" w:color="C9D1DC" w:sz="4"/>
+            </w:tcBorders>
+            <w:tcMar>
+              <w:top w:type="dxa" w:w="70"/>
+              <w:left w:type="dxa" w:w="100"/>
+              <w:bottom w:type="dxa" w:w="70"/>
+              <w:right w:type="dxa" w:w="100"/>
+            </w:tcMar>
+          </w:tcPr>
+          <w:p>
+            <w:pPr>
+              <w:spacing w:after="30" w:line="260"/>
+            </w:pPr>
+            <w:r>
+              <w:rPr>
+                <w:rFonts w:ascii="Consolas" w:cs="Consolas" w:eastAsia="Consolas" w:hAnsi="Consolas"/>
+                <w:sz w:val="18"/>
+                <w:szCs w:val="18"/>
+              </w:rPr>
               <w:t xml:space="preserve">_build/</w:t>
             </w:r>
           </w:p>
@@ -10584,7 +11508,7 @@
                 <w:sz w:val="20"/>
                 <w:szCs w:val="20"/>
               </w:rPr>
-              <w:t xml:space="preserve">The scripts and diagram images that generate the two documents (</w:t>
+              <w:t xml:space="preserve">The scripts and diagram images that generate the documents (</w:t>
             </w:r>
             <w:r>
               <w:rPr>
@@ -10653,6 +11577,21 @@
                 <w:szCs w:val="18"/>
               </w:rPr>
               <w:t xml:space="preserve">struct_tail.js</w:t>
+            </w:r>
+            <w:r>
+              <w:rPr>
+                <w:sz w:val="20"/>
+                <w:szCs w:val="20"/>
+              </w:rPr>
+              <w:t xml:space="preserve">, </w:t>
+            </w:r>
+            <w:r>
+              <w:rPr>
+                <w:rFonts w:ascii="Consolas" w:cs="Consolas" w:eastAsia="Consolas" w:hAnsi="Consolas"/>
+                <w:sz w:val="18"/>
+                <w:szCs w:val="18"/>
+              </w:rPr>
+              <w:t xml:space="preserve">demo_script.js</w:t>
             </w:r>
             <w:r>
               <w:rPr>
@@ -10887,7 +11826,7 @@
                 <w:sz w:val="20"/>
                 <w:szCs w:val="20"/>
               </w:rPr>
-              <w:t xml:space="preserve">What the project is, how to install and run it, how to verify independently, the seven-step demo with exact commands, how to run the tests, and the limits.</w:t>
+              <w:t xml:space="preserve">What the project is, how to install it, create a staff account, choose a ledger token and run it, who needs an account, how to verify independently, the seven-step demo with exact commands, how to run the tests, and the limits.</w:t>
             </w:r>
           </w:p>
         </w:tc>
@@ -11133,7 +12072,7 @@
                 <w:sz w:val="20"/>
                 <w:szCs w:val="20"/>
               </w:rPr>
-              <w:t xml:space="preserve">The six settings with no secrets: the API key, the database path, the ledger file and key paths, the ledger URL and the AI model.</w:t>
+              <w:t xml:space="preserve">The eight settings, with no secret values filled in: the API key, the database path, the ledger file and key paths, the ledger URL, the AI model, the ledger token and the session secret.</w:t>
             </w:r>
           </w:p>
         </w:tc>
@@ -11349,7 +12288,7 @@
                 <w:sz w:val="20"/>
                 <w:szCs w:val="20"/>
               </w:rPr>
-              <w:t xml:space="preserve">Working notes for Claude Code: current state, commands, architecture rules, cryptographic rules and result codes.</w:t>
+              <w:t xml:space="preserve">Working notes for Claude Code: current state, commands, architecture rules, sign-in and batch ownership rules, cryptographic rules and result codes.</w:t>
             </w:r>
           </w:p>
         </w:tc>
@@ -12260,10 +13199,11 @@
             </w:pPr>
             <w:r>
               <w:rPr>
-                <w:sz w:val="20"/>
-                <w:szCs w:val="20"/>
-              </w:rPr>
-              <w:t xml:space="preserve">Pin file</w:t>
+                <w:rFonts w:ascii="Consolas" w:cs="Consolas" w:eastAsia="Consolas" w:hAnsi="Consolas"/>
+                <w:sz w:val="18"/>
+                <w:szCs w:val="18"/>
+              </w:rPr>
+              <w:t xml:space="preserve">POST /records/{id}/discard</w:t>
             </w:r>
           </w:p>
         </w:tc>
@@ -12292,7 +13232,7 @@
                 <w:sz w:val="20"/>
                 <w:szCs w:val="20"/>
               </w:rPr>
-              <w:t xml:space="preserve">Saving the public key with the checkpoint means a verifier does not have to trust a key from the ledger it is checking.</w:t>
+              <w:t xml:space="preserve">Removes an upload that was never confirmed, so a mistake does not wait on the Register page for ever. A confirmed record cannot be removed.</w:t>
             </w:r>
           </w:p>
         </w:tc>
@@ -12327,6 +13267,343 @@
                 <w:sz w:val="18"/>
                 <w:szCs w:val="18"/>
               </w:rPr>
+              <w:t xml:space="preserve">staff</w:t>
+            </w:r>
+            <w:r>
+              <w:rPr>
+                <w:sz w:val="20"/>
+                <w:szCs w:val="20"/>
+              </w:rPr>
+              <w:t xml:space="preserve"> table, </w:t>
+            </w:r>
+            <w:r>
+              <w:rPr>
+                <w:rFonts w:ascii="Consolas" w:cs="Consolas" w:eastAsia="Consolas" w:hAnsi="Consolas"/>
+                <w:sz w:val="18"/>
+                <w:szCs w:val="18"/>
+              </w:rPr>
+              <w:t xml:space="preserve">registry/staff.py</w:t>
+            </w:r>
+            <w:r>
+              <w:rPr>
+                <w:sz w:val="20"/>
+                <w:szCs w:val="20"/>
+              </w:rPr>
+              <w:t xml:space="preserve">, </w:t>
+            </w:r>
+            <w:r>
+              <w:rPr>
+                <w:rFonts w:ascii="Consolas" w:cs="Consolas" w:eastAsia="Consolas" w:hAnsi="Consolas"/>
+                <w:sz w:val="18"/>
+                <w:szCs w:val="18"/>
+              </w:rPr>
+              <w:t xml:space="preserve">registry/sessions.py</w:t>
+            </w:r>
+            <w:r>
+              <w:rPr>
+                <w:sz w:val="20"/>
+                <w:szCs w:val="20"/>
+              </w:rPr>
+              <w:t xml:space="preserve">, the login page, </w:t>
+            </w:r>
+            <w:r>
+              <w:rPr>
+                <w:rFonts w:ascii="Consolas" w:cs="Consolas" w:eastAsia="Consolas" w:hAnsi="Consolas"/>
+                <w:sz w:val="18"/>
+                <w:szCs w:val="18"/>
+              </w:rPr>
+              <w:t xml:space="preserve">tests/test_auth.py</w:t>
+            </w:r>
+          </w:p>
+        </w:tc>
+        <w:tc>
+          <w:tcPr>
+            <w:tcW w:type="dxa" w:w="6026"/>
+            <w:tcBorders>
+              <w:top w:val="single" w:color="C9D1DC" w:sz="4"/>
+              <w:left w:val="single" w:color="C9D1DC" w:sz="4"/>
+              <w:bottom w:val="single" w:color="C9D1DC" w:sz="4"/>
+              <w:right w:val="single" w:color="C9D1DC" w:sz="4"/>
+            </w:tcBorders>
+            <w:tcMar>
+              <w:top w:type="dxa" w:w="70"/>
+              <w:left w:type="dxa" w:w="100"/>
+              <w:bottom w:type="dxa" w:w="70"/>
+              <w:right w:type="dxa" w:w="100"/>
+            </w:tcMar>
+          </w:tcPr>
+          <w:p>
+            <w:pPr>
+              <w:spacing w:after="30" w:line="260"/>
+            </w:pPr>
+            <w:r>
+              <w:rPr>
+                <w:sz w:val="20"/>
+                <w:szCs w:val="20"/>
+              </w:rPr>
+              <w:t xml:space="preserve">Custodian sign-in. The brief asks for a person to confirm AI-suggested metadata, so the confirmation is recorded under a real account, not a typed name.</w:t>
+            </w:r>
+          </w:p>
+        </w:tc>
+      </w:tr>
+      <w:tr>
+        <w:trPr>
+          <w:cantSplit/>
+        </w:trPr>
+        <w:tc>
+          <w:tcPr>
+            <w:tcW w:type="dxa" w:w="3000"/>
+            <w:tcBorders>
+              <w:top w:val="single" w:color="C9D1DC" w:sz="4"/>
+              <w:left w:val="single" w:color="C9D1DC" w:sz="4"/>
+              <w:bottom w:val="single" w:color="C9D1DC" w:sz="4"/>
+              <w:right w:val="single" w:color="C9D1DC" w:sz="4"/>
+            </w:tcBorders>
+            <w:tcMar>
+              <w:top w:type="dxa" w:w="70"/>
+              <w:left w:type="dxa" w:w="100"/>
+              <w:bottom w:type="dxa" w:w="70"/>
+              <w:right w:type="dxa" w:w="100"/>
+            </w:tcMar>
+          </w:tcPr>
+          <w:p>
+            <w:pPr>
+              <w:spacing w:after="30" w:line="260"/>
+            </w:pPr>
+            <w:r>
+              <w:rPr>
+                <w:sz w:val="20"/>
+                <w:szCs w:val="20"/>
+              </w:rPr>
+              <w:t xml:space="preserve">Ledger append token</w:t>
+            </w:r>
+          </w:p>
+        </w:tc>
+        <w:tc>
+          <w:tcPr>
+            <w:tcW w:type="dxa" w:w="6026"/>
+            <w:tcBorders>
+              <w:top w:val="single" w:color="C9D1DC" w:sz="4"/>
+              <w:left w:val="single" w:color="C9D1DC" w:sz="4"/>
+              <w:bottom w:val="single" w:color="C9D1DC" w:sz="4"/>
+              <w:right w:val="single" w:color="C9D1DC" w:sz="4"/>
+            </w:tcBorders>
+            <w:tcMar>
+              <w:top w:type="dxa" w:w="70"/>
+              <w:left w:type="dxa" w:w="100"/>
+              <w:bottom w:type="dxa" w:w="70"/>
+              <w:right w:type="dxa" w:w="100"/>
+            </w:tcMar>
+          </w:tcPr>
+          <w:p>
+            <w:pPr>
+              <w:spacing w:after="30" w:line="260"/>
+            </w:pPr>
+            <w:r>
+              <w:rPr>
+                <w:rFonts w:ascii="Consolas" w:cs="Consolas" w:eastAsia="Consolas" w:hAnsi="Consolas"/>
+                <w:sz w:val="18"/>
+                <w:szCs w:val="18"/>
+              </w:rPr>
+              <w:t xml:space="preserve">POST /entries</w:t>
+            </w:r>
+            <w:r>
+              <w:rPr>
+                <w:sz w:val="20"/>
+                <w:szCs w:val="20"/>
+              </w:rPr>
+              <w:t xml:space="preserve"> accepts a root only from a caller that presents the shared secret. Reading the ledger stays open to everyone.</w:t>
+            </w:r>
+          </w:p>
+        </w:tc>
+      </w:tr>
+      <w:tr>
+        <w:trPr>
+          <w:cantSplit/>
+        </w:trPr>
+        <w:tc>
+          <w:tcPr>
+            <w:tcW w:type="dxa" w:w="3000"/>
+            <w:tcBorders>
+              <w:top w:val="single" w:color="C9D1DC" w:sz="4"/>
+              <w:left w:val="single" w:color="C9D1DC" w:sz="4"/>
+              <w:bottom w:val="single" w:color="C9D1DC" w:sz="4"/>
+              <w:right w:val="single" w:color="C9D1DC" w:sz="4"/>
+            </w:tcBorders>
+            <w:tcMar>
+              <w:top w:type="dxa" w:w="70"/>
+              <w:left w:type="dxa" w:w="100"/>
+              <w:bottom w:type="dxa" w:w="70"/>
+              <w:right w:type="dxa" w:w="100"/>
+            </w:tcMar>
+          </w:tcPr>
+          <w:p>
+            <w:pPr>
+              <w:spacing w:after="30" w:line="260"/>
+            </w:pPr>
+            <w:r>
+              <w:rPr>
+                <w:rFonts w:ascii="Consolas" w:cs="Consolas" w:eastAsia="Consolas" w:hAnsi="Consolas"/>
+                <w:sz w:val="18"/>
+                <w:szCs w:val="18"/>
+              </w:rPr>
+              <w:t xml:space="preserve">owner</w:t>
+            </w:r>
+            <w:r>
+              <w:rPr>
+                <w:sz w:val="20"/>
+                <w:szCs w:val="20"/>
+              </w:rPr>
+              <w:t xml:space="preserve"> and </w:t>
+            </w:r>
+            <w:r>
+              <w:rPr>
+                <w:rFonts w:ascii="Consolas" w:cs="Consolas" w:eastAsia="Consolas" w:hAnsi="Consolas"/>
+                <w:sz w:val="18"/>
+                <w:szCs w:val="18"/>
+              </w:rPr>
+              <w:t xml:space="preserve">sealed_by</w:t>
+            </w:r>
+            <w:r>
+              <w:rPr>
+                <w:sz w:val="20"/>
+                <w:szCs w:val="20"/>
+              </w:rPr>
+              <w:t xml:space="preserve"> columns, the admin flag, </w:t>
+            </w:r>
+            <w:r>
+              <w:rPr>
+                <w:rFonts w:ascii="Consolas" w:cs="Consolas" w:eastAsia="Consolas" w:hAnsi="Consolas"/>
+                <w:sz w:val="18"/>
+                <w:szCs w:val="18"/>
+              </w:rPr>
+              <w:t xml:space="preserve">tests/test_batches.py</w:t>
+            </w:r>
+          </w:p>
+        </w:tc>
+        <w:tc>
+          <w:tcPr>
+            <w:tcW w:type="dxa" w:w="6026"/>
+            <w:tcBorders>
+              <w:top w:val="single" w:color="C9D1DC" w:sz="4"/>
+              <w:left w:val="single" w:color="C9D1DC" w:sz="4"/>
+              <w:bottom w:val="single" w:color="C9D1DC" w:sz="4"/>
+              <w:right w:val="single" w:color="C9D1DC" w:sz="4"/>
+            </w:tcBorders>
+            <w:tcMar>
+              <w:top w:type="dxa" w:w="70"/>
+              <w:left w:type="dxa" w:w="100"/>
+              <w:bottom w:type="dxa" w:w="70"/>
+              <w:right w:type="dxa" w:w="100"/>
+            </w:tcMar>
+          </w:tcPr>
+          <w:p>
+            <w:pPr>
+              <w:spacing w:after="30" w:line="260"/>
+            </w:pPr>
+            <w:r>
+              <w:rPr>
+                <w:sz w:val="20"/>
+                <w:szCs w:val="20"/>
+              </w:rPr>
+              <w:t xml:space="preserve">Batches per custodian: each person fills and seals their own batch, an admin may seal any, and the record shows who did.</w:t>
+            </w:r>
+          </w:p>
+        </w:tc>
+      </w:tr>
+      <w:tr>
+        <w:trPr>
+          <w:cantSplit/>
+        </w:trPr>
+        <w:tc>
+          <w:tcPr>
+            <w:tcW w:type="dxa" w:w="3000"/>
+            <w:tcBorders>
+              <w:top w:val="single" w:color="C9D1DC" w:sz="4"/>
+              <w:left w:val="single" w:color="C9D1DC" w:sz="4"/>
+              <w:bottom w:val="single" w:color="C9D1DC" w:sz="4"/>
+              <w:right w:val="single" w:color="C9D1DC" w:sz="4"/>
+            </w:tcBorders>
+            <w:tcMar>
+              <w:top w:type="dxa" w:w="70"/>
+              <w:left w:type="dxa" w:w="100"/>
+              <w:bottom w:type="dxa" w:w="70"/>
+              <w:right w:type="dxa" w:w="100"/>
+            </w:tcMar>
+          </w:tcPr>
+          <w:p>
+            <w:pPr>
+              <w:spacing w:after="30" w:line="260"/>
+            </w:pPr>
+            <w:r>
+              <w:rPr>
+                <w:sz w:val="20"/>
+                <w:szCs w:val="20"/>
+              </w:rPr>
+              <w:t xml:space="preserve">Pin file</w:t>
+            </w:r>
+          </w:p>
+        </w:tc>
+        <w:tc>
+          <w:tcPr>
+            <w:tcW w:type="dxa" w:w="6026"/>
+            <w:tcBorders>
+              <w:top w:val="single" w:color="C9D1DC" w:sz="4"/>
+              <w:left w:val="single" w:color="C9D1DC" w:sz="4"/>
+              <w:bottom w:val="single" w:color="C9D1DC" w:sz="4"/>
+              <w:right w:val="single" w:color="C9D1DC" w:sz="4"/>
+            </w:tcBorders>
+            <w:tcMar>
+              <w:top w:type="dxa" w:w="70"/>
+              <w:left w:type="dxa" w:w="100"/>
+              <w:bottom w:type="dxa" w:w="70"/>
+              <w:right w:type="dxa" w:w="100"/>
+            </w:tcMar>
+          </w:tcPr>
+          <w:p>
+            <w:pPr>
+              <w:spacing w:after="30" w:line="260"/>
+            </w:pPr>
+            <w:r>
+              <w:rPr>
+                <w:sz w:val="20"/>
+                <w:szCs w:val="20"/>
+              </w:rPr>
+              <w:t xml:space="preserve">Saving the public key with the checkpoint means a verifier does not have to trust a key from the ledger it is checking.</w:t>
+            </w:r>
+          </w:p>
+        </w:tc>
+      </w:tr>
+      <w:tr>
+        <w:trPr>
+          <w:cantSplit/>
+        </w:trPr>
+        <w:tc>
+          <w:tcPr>
+            <w:tcW w:type="dxa" w:w="3000"/>
+            <w:tcBorders>
+              <w:top w:val="single" w:color="C9D1DC" w:sz="4"/>
+              <w:left w:val="single" w:color="C9D1DC" w:sz="4"/>
+              <w:bottom w:val="single" w:color="C9D1DC" w:sz="4"/>
+              <w:right w:val="single" w:color="C9D1DC" w:sz="4"/>
+            </w:tcBorders>
+            <w:tcMar>
+              <w:top w:type="dxa" w:w="70"/>
+              <w:left w:type="dxa" w:w="100"/>
+              <w:bottom w:type="dxa" w:w="70"/>
+              <w:right w:type="dxa" w:w="100"/>
+            </w:tcMar>
+          </w:tcPr>
+          <w:p>
+            <w:pPr>
+              <w:spacing w:after="30" w:line="260"/>
+            </w:pPr>
+            <w:r>
+              <w:rPr>
+                <w:rFonts w:ascii="Consolas" w:cs="Consolas" w:eastAsia="Consolas" w:hAnsi="Consolas"/>
+                <w:sz w:val="18"/>
+                <w:szCs w:val="18"/>
+              </w:rPr>
               <w:t xml:space="preserve">PROOFCHAIN_LEDGER_URL</w:t>
             </w:r>
             <w:r>
@@ -12344,6 +13621,36 @@
               </w:rPr>
               <w:t xml:space="preserve">PROOFCHAIN_AI_MODEL</w:t>
             </w:r>
+            <w:r>
+              <w:rPr>
+                <w:sz w:val="20"/>
+                <w:szCs w:val="20"/>
+              </w:rPr>
+              <w:t xml:space="preserve">, </w:t>
+            </w:r>
+            <w:r>
+              <w:rPr>
+                <w:rFonts w:ascii="Consolas" w:cs="Consolas" w:eastAsia="Consolas" w:hAnsi="Consolas"/>
+                <w:sz w:val="18"/>
+                <w:szCs w:val="18"/>
+              </w:rPr>
+              <w:t xml:space="preserve">PROOFCHAIN_LEDGER_TOKEN</w:t>
+            </w:r>
+            <w:r>
+              <w:rPr>
+                <w:sz w:val="20"/>
+                <w:szCs w:val="20"/>
+              </w:rPr>
+              <w:t xml:space="preserve">, </w:t>
+            </w:r>
+            <w:r>
+              <w:rPr>
+                <w:rFonts w:ascii="Consolas" w:cs="Consolas" w:eastAsia="Consolas" w:hAnsi="Consolas"/>
+                <w:sz w:val="18"/>
+                <w:szCs w:val="18"/>
+              </w:rPr>
+              <w:t xml:space="preserve">PROOFCHAIN_SESSION_SECRET</w:t>
+            </w:r>
           </w:p>
         </w:tc>
         <w:tc>
@@ -12371,7 +13678,7 @@
                 <w:sz w:val="20"/>
                 <w:szCs w:val="20"/>
               </w:rPr>
-              <w:t xml:space="preserve">Settings the brief did not list: where the registry finds the ledger, and which Claude model the helper asks.</w:t>
+              <w:t xml:space="preserve">Settings the brief did not list: where the registry finds the ledger, which Claude model the helper asks, the secret for appending to the ledger, and the secret that signs session cookies.</w:t>
             </w:r>
           </w:p>
         </w:tc>
@@ -12585,7 +13892,7 @@
         <w:spacing w:after="70" w:line="276"/>
       </w:pPr>
       <w:r>
-        <w:t xml:space="preserve">Sign-in on the registry pages, and authentication on the ledger's append endpoint. See section 9 of the brief.</w:t>
+        <w:t xml:space="preserve">Password recovery, a lockout after failed sign-ins, and roles finer than one admin flag. HTTPS is left to whoever deploys the services. See section 9 of the brief.</w:t>
       </w:r>
     </w:p>
     <w:p>
@@ -12633,7 +13940,7 @@
         <w:t xml:space="preserve">.env.example</w:t>
       </w:r>
       <w:r>
-        <w:t xml:space="preserve"> exists, and the defaults are enough for a local run.</w:t>
+        <w:t xml:space="preserve"> exists, and settings are read from the terminal's environment. The defaults are enough for a local run, apart from the ledger token, which must be set.</w:t>
       </w:r>
     </w:p>
     <w:sectPr>
